--- a/_site/organizacion-industrial/2023-06-23-elasticidad/index.docx
+++ b/_site/organizacion-industrial/2023-06-23-elasticidad/index.docx
@@ -44,7 +44,7 @@
         <w:t xml:space="preserve"> </w:t>
       </w:r>
     </w:p>
-    <w:bookmarkStart w:id="20" w:name="title"/>
+    <w:bookmarkStart w:id="22" w:name="title"/>
     <w:p>
       <w:pPr>
         <w:pStyle w:val="Heading1"/>
@@ -93,8 +93,8 @@
         <w:t xml:space="preserve"> </w:t>
       </w:r>
     </w:p>
-    <w:bookmarkEnd w:id="20"/>
-    <w:bookmarkStart w:id="24" w:name="author-note"/>
+    <w:bookmarkEnd w:id="22"/>
+    <w:bookmarkStart w:id="26" w:name="author-note"/>
     <w:p>
       <w:pPr>
         <w:pStyle w:val="Heading1"/>
@@ -113,15 +113,15 @@
       <w:r>
         <w:t xml:space="preserve"> </w:t>
       </w:r>
-      <w:bookmarkStart w:id="21" w:name="orchid"/>
+      <w:bookmarkStart w:id="23" w:name="orchid"/>
       <w:r>
         <w:t xml:space="preserve">Orcid ID Logo: A green circle with white letters ID</w:t>
       </w:r>
-      <w:bookmarkEnd w:id="21"/>
+      <w:bookmarkEnd w:id="23"/>
       <w:r>
         <w:t xml:space="preserve"> </w:t>
       </w:r>
-      <w:hyperlink r:id="rId22">
+      <w:hyperlink r:id="rId24">
         <w:r>
           <w:rPr>
             <w:rStyle w:val="Hyperlink"/>
@@ -160,7 +160,7 @@
         <w:t xml:space="preserve">: </w:t>
       </w:r>
       <w:r>
-        <w:t xml:space="preserve">conceptualización y redacción</w:t>
+        <w:t xml:space="preserve">conceptualización, metodología, análisis formal, investigación, recursos, curación de datos, redacción, visualización, supervisión, y administración del proyecto</w:t>
       </w:r>
     </w:p>
     <w:p>
@@ -168,12 +168,12 @@
         <w:pStyle w:val="BodyText"/>
       </w:pPr>
       <w:r>
-        <w:t xml:space="preserve">La correspondencia relativa a este artículo debe dirigirse a Edison Achalma, Escuela Profesional de Economía, Universidad Nacional de San Cristóbal de Huamanga, Ayacucho, AYA, Perú, Email:</w:t>
+        <w:t xml:space="preserve">La correspondencia relativa a este artículo debe dirigirse a Edison Achalma, Escuela Profesional de Economía, Universidad Nacional de San Cristóbal de Huamanga, Portal Independencia N° 57, Ayacucho, AYA 5001, Perú, Email:</w:t>
       </w:r>
       <w:r>
         <w:t xml:space="preserve"> </w:t>
       </w:r>
-      <w:hyperlink r:id="rId23">
+      <w:hyperlink r:id="rId25">
         <w:r>
           <w:rPr>
             <w:rStyle w:val="Hyperlink"/>
@@ -187,8 +187,8 @@
         <w:br w:type="page"/>
       </w:r>
     </w:p>
-    <w:bookmarkEnd w:id="24"/>
-    <w:bookmarkStart w:id="25" w:name="abstract"/>
+    <w:bookmarkEnd w:id="26"/>
+    <w:bookmarkStart w:id="27" w:name="abstract"/>
     <w:p>
       <w:pPr>
         <w:pStyle w:val="Heading1"/>
@@ -225,8 +225,8 @@
         <w:br w:type="page"/>
       </w:r>
     </w:p>
-    <w:bookmarkEnd w:id="25"/>
-    <w:bookmarkStart w:id="26" w:name="firstheader"/>
+    <w:bookmarkEnd w:id="27"/>
+    <w:bookmarkStart w:id="28" w:name="firstheader"/>
     <w:p>
       <w:pPr>
         <w:pStyle w:val="Heading1"/>
@@ -235,8 +235,8 @@
         <w:t xml:space="preserve">Elasticidad y poder de mercado</w:t>
       </w:r>
     </w:p>
-    <w:bookmarkEnd w:id="26"/>
-    <w:bookmarkStart w:id="30" w:name="introducción-a-la-elasticidad"/>
+    <w:bookmarkEnd w:id="28"/>
+    <w:bookmarkStart w:id="32" w:name="introducción-a-la-elasticidad"/>
     <w:p>
       <w:pPr>
         <w:pStyle w:val="Heading1"/>
@@ -245,7 +245,7 @@
         <w:t xml:space="preserve">1. Introducción a la Elasticidad</w:t>
       </w:r>
     </w:p>
-    <w:bookmarkStart w:id="27" w:name="qué-es-la-elasticidad"/>
+    <w:bookmarkStart w:id="29" w:name="qué-es-la-elasticidad"/>
     <w:p>
       <w:pPr>
         <w:pStyle w:val="Heading2"/>
@@ -278,8 +278,8 @@
         <w:t xml:space="preserve">La elasticidad es una herramienta poderosa que nos ayuda a entender cómo funciona el mercado y cómo los cambios en variables clave pueden afectar las decisiones de los consumidores y las empresas. En los siguientes fragmentos, exploraremos diferentes tipos de elasticidad y su aplicación práctica en el mundo empresarial. ¡Vamos a sumergirnos en el fascinante mundo de la elasticidad económica!</w:t>
       </w:r>
     </w:p>
-    <w:bookmarkEnd w:id="27"/>
-    <w:bookmarkStart w:id="28" w:name="X40b2b64b66f0d59699b2f62152b08a8374e4854"/>
+    <w:bookmarkEnd w:id="29"/>
+    <w:bookmarkStart w:id="30" w:name="X40b2b64b66f0d59699b2f62152b08a8374e4854"/>
     <w:p>
       <w:pPr>
         <w:pStyle w:val="Heading2"/>
@@ -312,8 +312,8 @@
         <w:t xml:space="preserve">Además, la elasticidad también nos ayuda a comprender los efectos de los impuestos, las políticas gubernamentales y otros factores en la economía. Por ejemplo, si se impone un impuesto a un producto, la elasticidad nos permite predecir cómo afectará la demanda y cuánto ingreso generará el impuesto.</w:t>
       </w:r>
     </w:p>
-    <w:bookmarkEnd w:id="28"/>
-    <w:bookmarkStart w:id="29" w:name="tipos-de-elasticidad"/>
+    <w:bookmarkEnd w:id="30"/>
+    <w:bookmarkStart w:id="31" w:name="tipos-de-elasticidad"/>
     <w:p>
       <w:pPr>
         <w:pStyle w:val="Heading2"/>
@@ -422,9 +422,9 @@
         <w:t xml:space="preserve">En los próximos fragmentos, exploraremos cada tipo de elasticidad en más detalle y veremos cómo se aplican en situaciones reales.</w:t>
       </w:r>
     </w:p>
-    <w:bookmarkEnd w:id="29"/>
-    <w:bookmarkEnd w:id="30"/>
-    <w:bookmarkStart w:id="40" w:name="elasticidad-precio-de-la-demanda"/>
+    <w:bookmarkEnd w:id="31"/>
+    <w:bookmarkEnd w:id="32"/>
+    <w:bookmarkStart w:id="42" w:name="elasticidad-precio-de-la-demanda"/>
     <w:p>
       <w:pPr>
         <w:pStyle w:val="Heading1"/>
@@ -433,7 +433,7 @@
         <w:t xml:space="preserve">2. Elasticidad Precio de la Demanda</w:t>
       </w:r>
     </w:p>
-    <w:bookmarkStart w:id="37" w:name="X24bb30af6801e65c7bae24332da9a85e8330be8"/>
+    <w:bookmarkStart w:id="39" w:name="X24bb30af6801e65c7bae24332da9a85e8330be8"/>
     <w:p>
       <w:pPr>
         <w:pStyle w:val="Heading2"/>
@@ -462,7 +462,7 @@
       <w:pPr>
         <w:pStyle w:val="BodyText"/>
       </w:pPr>
-      <w:bookmarkStart w:id="31" w:name="eq-1"/>
+      <w:bookmarkStart w:id="33" w:name="eq-1"/>
       <m:oMathPara>
         <m:oMathParaPr>
           <m:jc m:val="center"/>
@@ -711,22 +711,24 @@
           <m:r>
             <m:t>  </m:t>
           </m:r>
-          <m:d>
-            <m:dPr>
-              <m:begChr m:val="("/>
-              <m:sepChr m:val=""/>
-              <m:endChr m:val=")"/>
-              <m:grow/>
-            </m:dPr>
-            <m:e>
-              <m:r>
-                <m:t>1</m:t>
-              </m:r>
-            </m:e>
-          </m:d>
+          <m:r>
+            <m:rPr>
+              <m:sty m:val="p"/>
+            </m:rPr>
+            <m:t>(</m:t>
+          </m:r>
+          <m:r>
+            <m:t>1</m:t>
+          </m:r>
+          <m:r>
+            <m:rPr>
+              <m:sty m:val="p"/>
+            </m:rPr>
+            <m:t>)</m:t>
+          </m:r>
         </m:oMath>
       </m:oMathPara>
-      <w:bookmarkEnd w:id="31"/>
+      <w:bookmarkEnd w:id="33"/>
     </w:p>
     <w:p>
       <w:pPr>
@@ -957,6 +959,9 @@
                 </m:fPr>
                 <m:num>
                   <m:r>
+                    <m:rPr>
+                      <m:sty m:val="p"/>
+                    </m:rPr>
                     <m:t>Δ</m:t>
                   </m:r>
                   <m:sSup>
@@ -1000,6 +1005,9 @@
                 </m:fPr>
                 <m:num>
                   <m:r>
+                    <m:rPr>
+                      <m:sty m:val="p"/>
+                    </m:rPr>
                     <m:t>Δ</m:t>
                   </m:r>
                   <m:sSubSup>
@@ -1049,7 +1057,7 @@
       <w:pPr>
         <w:pStyle w:val="FirstParagraph"/>
       </w:pPr>
-      <w:bookmarkStart w:id="32" w:name="eq-2"/>
+      <w:bookmarkStart w:id="34" w:name="eq-2"/>
       <m:oMathPara>
         <m:oMathParaPr>
           <m:jc m:val="center"/>
@@ -1067,6 +1075,9 @@
             </m:fPr>
             <m:num>
               <m:r>
+                <m:rPr>
+                  <m:sty m:val="p"/>
+                </m:rPr>
                 <m:t>Δ</m:t>
               </m:r>
               <m:sSup>
@@ -1101,6 +1112,9 @@
             </m:num>
             <m:den>
               <m:r>
+                <m:rPr>
+                  <m:sty m:val="p"/>
+                </m:rPr>
                 <m:t>Δ</m:t>
               </m:r>
               <m:sSubSup>
@@ -1142,22 +1156,24 @@
           <m:r>
             <m:t>  </m:t>
           </m:r>
-          <m:d>
-            <m:dPr>
-              <m:begChr m:val="("/>
-              <m:sepChr m:val=""/>
-              <m:endChr m:val=")"/>
-              <m:grow/>
-            </m:dPr>
-            <m:e>
-              <m:r>
-                <m:t>2</m:t>
-              </m:r>
-            </m:e>
-          </m:d>
+          <m:r>
+            <m:rPr>
+              <m:sty m:val="p"/>
+            </m:rPr>
+            <m:t>(</m:t>
+          </m:r>
+          <m:r>
+            <m:t>2</m:t>
+          </m:r>
+          <m:r>
+            <m:rPr>
+              <m:sty m:val="p"/>
+            </m:rPr>
+            <m:t>)</m:t>
+          </m:r>
         </m:oMath>
       </m:oMathPara>
-      <w:bookmarkEnd w:id="32"/>
+      <w:bookmarkEnd w:id="34"/>
     </w:p>
     <w:p>
       <w:pPr>
@@ -1188,7 +1204,7 @@
       <w:pPr>
         <w:pStyle w:val="BodyText"/>
       </w:pPr>
-      <w:bookmarkStart w:id="33" w:name="eq-3"/>
+      <w:bookmarkStart w:id="35" w:name="eq-3"/>
       <m:oMathPara>
         <m:oMathParaPr>
           <m:jc m:val="center"/>
@@ -1296,22 +1312,24 @@
           <m:r>
             <m:t>  </m:t>
           </m:r>
-          <m:d>
-            <m:dPr>
-              <m:begChr m:val="("/>
-              <m:sepChr m:val=""/>
-              <m:endChr m:val=")"/>
-              <m:grow/>
-            </m:dPr>
-            <m:e>
-              <m:r>
-                <m:t>3</m:t>
-              </m:r>
-            </m:e>
-          </m:d>
+          <m:r>
+            <m:rPr>
+              <m:sty m:val="p"/>
+            </m:rPr>
+            <m:t>(</m:t>
+          </m:r>
+          <m:r>
+            <m:t>3</m:t>
+          </m:r>
+          <m:r>
+            <m:rPr>
+              <m:sty m:val="p"/>
+            </m:rPr>
+            <m:t>)</m:t>
+          </m:r>
         </m:oMath>
       </m:oMathPara>
-      <w:bookmarkEnd w:id="33"/>
+      <w:bookmarkEnd w:id="35"/>
     </w:p>
     <w:p>
       <w:pPr>
@@ -1342,7 +1360,7 @@
       <w:pPr>
         <w:pStyle w:val="BodyText"/>
       </w:pPr>
-      <w:bookmarkStart w:id="34" w:name="eq-4"/>
+      <w:bookmarkStart w:id="36" w:name="eq-4"/>
       <m:oMathPara>
         <m:oMathParaPr>
           <m:jc m:val="center"/>
@@ -1395,22 +1413,24 @@
                 </m:rPr>
                 <m:t>ln</m:t>
               </m:r>
-              <m:d>
-                <m:dPr>
-                  <m:begChr m:val="("/>
-                  <m:sepChr m:val=""/>
-                  <m:endChr m:val=")"/>
-                  <m:grow/>
-                </m:dPr>
-                <m:e>
-                  <m:r>
-                    <m:rPr>
-                      <m:sty m:val="p"/>
-                    </m:rPr>
-                    <m:t>X</m:t>
-                  </m:r>
-                </m:e>
-              </m:d>
+              <m:r>
+                <m:rPr>
+                  <m:sty m:val="p"/>
+                </m:rPr>
+                <m:t>(</m:t>
+              </m:r>
+              <m:r>
+                <m:rPr>
+                  <m:sty m:val="p"/>
+                </m:rPr>
+                <m:t>X</m:t>
+              </m:r>
+              <m:r>
+                <m:rPr>
+                  <m:sty m:val="p"/>
+                </m:rPr>
+                <m:t>)</m:t>
+              </m:r>
             </m:num>
             <m:den>
               <m:r>
@@ -1425,52 +1445,56 @@
                 </m:rPr>
                 <m:t>ln</m:t>
               </m:r>
-              <m:d>
-                <m:dPr>
-                  <m:begChr m:val="("/>
-                  <m:sepChr m:val=""/>
-                  <m:endChr m:val=")"/>
-                  <m:grow/>
-                </m:dPr>
+              <m:r>
+                <m:rPr>
+                  <m:sty m:val="p"/>
+                </m:rPr>
+                <m:t>(</m:t>
+              </m:r>
+              <m:sSub>
                 <m:e>
-                  <m:sSub>
-                    <m:e>
-                      <m:r>
-                        <m:rPr>
-                          <m:sty m:val="p"/>
-                        </m:rPr>
-                        <m:t>P</m:t>
-                      </m:r>
-                    </m:e>
-                    <m:sub>
-                      <m:r>
-                        <m:t>x</m:t>
-                      </m:r>
-                    </m:sub>
-                  </m:sSub>
+                  <m:r>
+                    <m:rPr>
+                      <m:sty m:val="p"/>
+                    </m:rPr>
+                    <m:t>P</m:t>
+                  </m:r>
                 </m:e>
-              </m:d>
+                <m:sub>
+                  <m:r>
+                    <m:t>x</m:t>
+                  </m:r>
+                </m:sub>
+              </m:sSub>
+              <m:r>
+                <m:rPr>
+                  <m:sty m:val="p"/>
+                </m:rPr>
+                <m:t>)</m:t>
+              </m:r>
             </m:den>
           </m:f>
           <m:r>
             <m:t>  </m:t>
           </m:r>
-          <m:d>
-            <m:dPr>
-              <m:begChr m:val="("/>
-              <m:sepChr m:val=""/>
-              <m:endChr m:val=")"/>
-              <m:grow/>
-            </m:dPr>
-            <m:e>
-              <m:r>
-                <m:t>4</m:t>
-              </m:r>
-            </m:e>
-          </m:d>
+          <m:r>
+            <m:rPr>
+              <m:sty m:val="p"/>
+            </m:rPr>
+            <m:t>(</m:t>
+          </m:r>
+          <m:r>
+            <m:t>4</m:t>
+          </m:r>
+          <m:r>
+            <m:rPr>
+              <m:sty m:val="p"/>
+            </m:rPr>
+            <m:t>)</m:t>
+          </m:r>
         </m:oMath>
       </m:oMathPara>
-      <w:bookmarkEnd w:id="34"/>
+      <w:bookmarkEnd w:id="36"/>
     </w:p>
     <w:p>
       <w:pPr>
@@ -1501,7 +1525,7 @@
       <w:pPr>
         <w:pStyle w:val="BodyText"/>
       </w:pPr>
-      <w:bookmarkStart w:id="35" w:name="eq-5"/>
+      <w:bookmarkStart w:id="37" w:name="eq-5"/>
       <m:oMathPara>
         <m:oMathParaPr>
           <m:jc m:val="center"/>
@@ -1543,6 +1567,9 @@
             </m:fPr>
             <m:num>
               <m:r>
+                <m:rPr>
+                  <m:sty m:val="p"/>
+                </m:rPr>
                 <m:t>Δ</m:t>
               </m:r>
               <m:r>
@@ -1566,6 +1593,9 @@
             </m:num>
             <m:den>
               <m:r>
+                <m:rPr>
+                  <m:sty m:val="p"/>
+                </m:rPr>
                 <m:t>Δ</m:t>
               </m:r>
               <m:r>
@@ -1591,22 +1621,24 @@
           <m:r>
             <m:t>  </m:t>
           </m:r>
-          <m:d>
-            <m:dPr>
-              <m:begChr m:val="("/>
-              <m:sepChr m:val=""/>
-              <m:endChr m:val=")"/>
-              <m:grow/>
-            </m:dPr>
-            <m:e>
-              <m:r>
-                <m:t>5</m:t>
-              </m:r>
-            </m:e>
-          </m:d>
+          <m:r>
+            <m:rPr>
+              <m:sty m:val="p"/>
+            </m:rPr>
+            <m:t>(</m:t>
+          </m:r>
+          <m:r>
+            <m:t>5</m:t>
+          </m:r>
+          <m:r>
+            <m:rPr>
+              <m:sty m:val="p"/>
+            </m:rPr>
+            <m:t>)</m:t>
+          </m:r>
         </m:oMath>
       </m:oMathPara>
-      <w:bookmarkEnd w:id="35"/>
+      <w:bookmarkEnd w:id="37"/>
     </w:p>
     <w:p>
       <w:pPr>
@@ -1637,7 +1669,7 @@
       <w:pPr>
         <w:pStyle w:val="BodyText"/>
       </w:pPr>
-      <w:bookmarkStart w:id="36" w:name="eq-6"/>
+      <w:bookmarkStart w:id="38" w:name="eq-6"/>
       <m:oMathPara>
         <m:oMathParaPr>
           <m:jc m:val="center"/>
@@ -1729,22 +1761,24 @@
           <m:r>
             <m:t>  </m:t>
           </m:r>
-          <m:d>
-            <m:dPr>
-              <m:begChr m:val="("/>
-              <m:sepChr m:val=""/>
-              <m:endChr m:val=")"/>
-              <m:grow/>
-            </m:dPr>
-            <m:e>
-              <m:r>
-                <m:t>6</m:t>
-              </m:r>
-            </m:e>
-          </m:d>
+          <m:r>
+            <m:rPr>
+              <m:sty m:val="p"/>
+            </m:rPr>
+            <m:t>(</m:t>
+          </m:r>
+          <m:r>
+            <m:t>6</m:t>
+          </m:r>
+          <m:r>
+            <m:rPr>
+              <m:sty m:val="p"/>
+            </m:rPr>
+            <m:t>)</m:t>
+          </m:r>
         </m:oMath>
       </m:oMathPara>
-      <w:bookmarkEnd w:id="36"/>
+      <w:bookmarkEnd w:id="38"/>
     </w:p>
     <w:p>
       <w:pPr>
@@ -1779,8 +1813,8 @@
         <w:t xml:space="preserve">Estas fórmulas nos brindan diferentes enfoques para calcular la elasticidad precio de la demanda, y cada una tiene su utilidad en diferentes contextos. Es importante comprender cómo aplicarlas y qué información nos brindan para tomar decisiones estratégicas en el ámbito económico.</w:t>
       </w:r>
     </w:p>
-    <w:bookmarkEnd w:id="37"/>
-    <w:bookmarkStart w:id="38" w:name="X86805dbeccb7440652b2bbc75dde975c392759e"/>
+    <w:bookmarkEnd w:id="39"/>
+    <w:bookmarkStart w:id="40" w:name="X86805dbeccb7440652b2bbc75dde975c392759e"/>
     <w:p>
       <w:pPr>
         <w:pStyle w:val="Heading2"/>
@@ -2160,30 +2194,32 @@
               <m:r>
                 <m:t>2</m:t>
               </m:r>
+              <m:r>
+                <m:rPr>
+                  <m:sty m:val="p"/>
+                </m:rPr>
+                <m:t>(</m:t>
+              </m:r>
+              <m:sSub>
+                <m:e>
+                  <m:r>
+                    <m:t>P</m:t>
+                  </m:r>
+                </m:e>
+                <m:sub>
+                  <m:r>
+                    <m:t>x</m:t>
+                  </m:r>
+                </m:sub>
+              </m:sSub>
               <m:sSup>
                 <m:e>
-                  <m:d>
-                    <m:dPr>
-                      <m:begChr m:val="("/>
-                      <m:sepChr m:val=""/>
-                      <m:endChr m:val=")"/>
-                      <m:grow/>
-                    </m:dPr>
-                    <m:e>
-                      <m:sSub>
-                        <m:e>
-                          <m:r>
-                            <m:t>P</m:t>
-                          </m:r>
-                        </m:e>
-                        <m:sub>
-                          <m:r>
-                            <m:t>x</m:t>
-                          </m:r>
-                        </m:sub>
-                      </m:sSub>
-                    </m:e>
-                  </m:d>
+                  <m:r>
+                    <m:rPr>
+                      <m:sty m:val="p"/>
+                    </m:rPr>
+                    <m:t>)</m:t>
+                  </m:r>
                 </m:e>
                 <m:sup>
                   <m:r>
@@ -2342,30 +2378,32 @@
               <m:r>
                 <m:t>2</m:t>
               </m:r>
+              <m:r>
+                <m:rPr>
+                  <m:sty m:val="p"/>
+                </m:rPr>
+                <m:t>(</m:t>
+              </m:r>
+              <m:sSub>
+                <m:e>
+                  <m:r>
+                    <m:t>P</m:t>
+                  </m:r>
+                </m:e>
+                <m:sub>
+                  <m:r>
+                    <m:t>x</m:t>
+                  </m:r>
+                </m:sub>
+              </m:sSub>
               <m:sSup>
                 <m:e>
-                  <m:d>
-                    <m:dPr>
-                      <m:begChr m:val="("/>
-                      <m:sepChr m:val=""/>
-                      <m:endChr m:val=")"/>
-                      <m:grow/>
-                    </m:dPr>
-                    <m:e>
-                      <m:sSub>
-                        <m:e>
-                          <m:r>
-                            <m:t>P</m:t>
-                          </m:r>
-                        </m:e>
-                        <m:sub>
-                          <m:r>
-                            <m:t>x</m:t>
-                          </m:r>
-                        </m:sub>
-                      </m:sSub>
-                    </m:e>
-                  </m:d>
+                  <m:r>
+                    <m:rPr>
+                      <m:sty m:val="p"/>
+                    </m:rPr>
+                    <m:t>)</m:t>
+                  </m:r>
                 </m:e>
                 <m:sup>
                   <m:r>
@@ -2529,30 +2567,32 @@
                   </m:r>
                 </m:sub>
               </m:sSub>
+              <m:r>
+                <m:rPr>
+                  <m:sty m:val="p"/>
+                </m:rPr>
+                <m:t>(</m:t>
+              </m:r>
+              <m:sSub>
+                <m:e>
+                  <m:r>
+                    <m:t>P</m:t>
+                  </m:r>
+                </m:e>
+                <m:sub>
+                  <m:r>
+                    <m:t>x</m:t>
+                  </m:r>
+                </m:sub>
+              </m:sSub>
               <m:sSup>
                 <m:e>
-                  <m:d>
-                    <m:dPr>
-                      <m:begChr m:val="("/>
-                      <m:sepChr m:val=""/>
-                      <m:endChr m:val=")"/>
-                      <m:grow/>
-                    </m:dPr>
-                    <m:e>
-                      <m:sSub>
-                        <m:e>
-                          <m:r>
-                            <m:t>P</m:t>
-                          </m:r>
-                        </m:e>
-                        <m:sub>
-                          <m:r>
-                            <m:t>x</m:t>
-                          </m:r>
-                        </m:sub>
-                      </m:sSub>
-                    </m:e>
-                  </m:d>
+                  <m:r>
+                    <m:rPr>
+                      <m:sty m:val="p"/>
+                    </m:rPr>
+                    <m:t>)</m:t>
+                  </m:r>
                 </m:e>
                 <m:sup>
                   <m:r>
@@ -2604,30 +2644,32 @@
                   </m:r>
                 </m:sub>
               </m:sSub>
+              <m:r>
+                <m:rPr>
+                  <m:sty m:val="p"/>
+                </m:rPr>
+                <m:t>(</m:t>
+              </m:r>
+              <m:sSub>
+                <m:e>
+                  <m:r>
+                    <m:t>P</m:t>
+                  </m:r>
+                </m:e>
+                <m:sub>
+                  <m:r>
+                    <m:t>x</m:t>
+                  </m:r>
+                </m:sub>
+              </m:sSub>
               <m:sSup>
                 <m:e>
-                  <m:d>
-                    <m:dPr>
-                      <m:begChr m:val="("/>
-                      <m:sepChr m:val=""/>
-                      <m:endChr m:val=")"/>
-                      <m:grow/>
-                    </m:dPr>
-                    <m:e>
-                      <m:sSub>
-                        <m:e>
-                          <m:r>
-                            <m:t>P</m:t>
-                          </m:r>
-                        </m:e>
-                        <m:sub>
-                          <m:r>
-                            <m:t>x</m:t>
-                          </m:r>
-                        </m:sub>
-                      </m:sSub>
-                    </m:e>
-                  </m:d>
+                  <m:r>
+                    <m:rPr>
+                      <m:sty m:val="p"/>
+                    </m:rPr>
+                    <m:t>)</m:t>
+                  </m:r>
                 </m:e>
                 <m:sup>
                   <m:r>
@@ -2732,8 +2774,8 @@
         <w:t xml:space="preserve">disminuye en 1%.</w:t>
       </w:r>
     </w:p>
-    <w:bookmarkEnd w:id="38"/>
-    <w:bookmarkStart w:id="39" w:name="X5ebde0bf8ae2d619be5cc5f92913fabdb5d72c7"/>
+    <w:bookmarkEnd w:id="40"/>
+    <w:bookmarkStart w:id="41" w:name="X5ebde0bf8ae2d619be5cc5f92913fabdb5d72c7"/>
     <w:p>
       <w:pPr>
         <w:pStyle w:val="Heading2"/>
@@ -2742,9 +2784,9 @@
         <w:t xml:space="preserve">2.3 Factores que influyen en la elasticidad precio de la demanda</w:t>
       </w:r>
     </w:p>
-    <w:bookmarkEnd w:id="39"/>
-    <w:bookmarkEnd w:id="40"/>
-    <w:bookmarkStart w:id="44" w:name="elasticidad-precio-de-la-oferta"/>
+    <w:bookmarkEnd w:id="41"/>
+    <w:bookmarkEnd w:id="42"/>
+    <w:bookmarkStart w:id="46" w:name="elasticidad-precio-de-la-oferta"/>
     <w:p>
       <w:pPr>
         <w:pStyle w:val="Heading1"/>
@@ -2753,7 +2795,7 @@
         <w:t xml:space="preserve">3. Elasticidad Precio de la Oferta</w:t>
       </w:r>
     </w:p>
-    <w:bookmarkStart w:id="41" w:name="X956b95e134494821195ef169eb9d309dbc94a5f"/>
+    <w:bookmarkStart w:id="43" w:name="X956b95e134494821195ef169eb9d309dbc94a5f"/>
     <w:p>
       <w:pPr>
         <w:pStyle w:val="Heading2"/>
@@ -2762,8 +2804,8 @@
         <w:t xml:space="preserve">3.1 Significado y cálculo de la elasticidad precio de la oferta</w:t>
       </w:r>
     </w:p>
-    <w:bookmarkEnd w:id="41"/>
-    <w:bookmarkStart w:id="42" w:name="X80ee0626652474ee9d480268a16838790cc1728"/>
+    <w:bookmarkEnd w:id="43"/>
+    <w:bookmarkStart w:id="44" w:name="X80ee0626652474ee9d480268a16838790cc1728"/>
     <w:p>
       <w:pPr>
         <w:pStyle w:val="Heading2"/>
@@ -2772,8 +2814,8 @@
         <w:t xml:space="preserve">3.2 Análisis de la elasticidad precio de la oferta en diferentes industrias</w:t>
       </w:r>
     </w:p>
-    <w:bookmarkEnd w:id="42"/>
-    <w:bookmarkStart w:id="43" w:name="X8e8996890341c5321f8d44bd7adaab30399a19d"/>
+    <w:bookmarkEnd w:id="44"/>
+    <w:bookmarkStart w:id="45" w:name="X8e8996890341c5321f8d44bd7adaab30399a19d"/>
     <w:p>
       <w:pPr>
         <w:pStyle w:val="Heading2"/>
@@ -2782,9 +2824,9 @@
         <w:t xml:space="preserve">3.3 Determinantes de la elasticidad precio de la oferta</w:t>
       </w:r>
     </w:p>
-    <w:bookmarkEnd w:id="43"/>
-    <w:bookmarkEnd w:id="44"/>
-    <w:bookmarkStart w:id="48" w:name="elasticidad-cruzada"/>
+    <w:bookmarkEnd w:id="45"/>
+    <w:bookmarkEnd w:id="46"/>
+    <w:bookmarkStart w:id="50" w:name="elasticidad-cruzada"/>
     <w:p>
       <w:pPr>
         <w:pStyle w:val="Heading1"/>
@@ -2793,7 +2835,7 @@
         <w:t xml:space="preserve">4. Elasticidad Cruzada</w:t>
       </w:r>
     </w:p>
-    <w:bookmarkStart w:id="45" w:name="Xe167372dd4095d30312998b54e20db0e3d2508b"/>
+    <w:bookmarkStart w:id="47" w:name="Xe167372dd4095d30312998b54e20db0e3d2508b"/>
     <w:p>
       <w:pPr>
         <w:pStyle w:val="Heading2"/>
@@ -2802,8 +2844,8 @@
         <w:t xml:space="preserve">4.1 Definición y fórmula de la elasticidad cruzada</w:t>
       </w:r>
     </w:p>
-    <w:bookmarkEnd w:id="45"/>
-    <w:bookmarkStart w:id="46" w:name="interpretación-de-la-elasticidad-cruzada"/>
+    <w:bookmarkEnd w:id="47"/>
+    <w:bookmarkStart w:id="48" w:name="interpretación-de-la-elasticidad-cruzada"/>
     <w:p>
       <w:pPr>
         <w:pStyle w:val="Heading2"/>
@@ -2812,8 +2854,8 @@
         <w:t xml:space="preserve">4.2 Interpretación de la elasticidad cruzada</w:t>
       </w:r>
     </w:p>
-    <w:bookmarkEnd w:id="46"/>
-    <w:bookmarkStart w:id="47" w:name="Xda42ce5dd16eedfd54cf4d2a857060fdd10bdeb"/>
+    <w:bookmarkEnd w:id="48"/>
+    <w:bookmarkStart w:id="49" w:name="Xda42ce5dd16eedfd54cf4d2a857060fdd10bdeb"/>
     <w:p>
       <w:pPr>
         <w:pStyle w:val="Heading2"/>
@@ -2822,9 +2864,9 @@
         <w:t xml:space="preserve">4.3 Aplicaciones prácticas de la elasticidad cruzada</w:t>
       </w:r>
     </w:p>
-    <w:bookmarkEnd w:id="47"/>
-    <w:bookmarkEnd w:id="48"/>
-    <w:bookmarkStart w:id="52" w:name="elasticidad-ingreso-de-la-demanda"/>
+    <w:bookmarkEnd w:id="49"/>
+    <w:bookmarkEnd w:id="50"/>
+    <w:bookmarkStart w:id="54" w:name="elasticidad-ingreso-de-la-demanda"/>
     <w:p>
       <w:pPr>
         <w:pStyle w:val="Heading1"/>
@@ -2833,7 +2875,7 @@
         <w:t xml:space="preserve">5. Elasticidad Ingreso de la Demanda</w:t>
       </w:r>
     </w:p>
-    <w:bookmarkStart w:id="49" w:name="X000e08b974e4899035a87180a62a6c847310a2b"/>
+    <w:bookmarkStart w:id="51" w:name="X000e08b974e4899035a87180a62a6c847310a2b"/>
     <w:p>
       <w:pPr>
         <w:pStyle w:val="Heading2"/>
@@ -2842,8 +2884,8 @@
         <w:t xml:space="preserve">5.1 Explicación y cálculo de la elasticidad ingreso de la demanda</w:t>
       </w:r>
     </w:p>
-    <w:bookmarkEnd w:id="49"/>
-    <w:bookmarkStart w:id="50" w:name="X400e4ac96a7915967723dbbdaad929d6a2c063f"/>
+    <w:bookmarkEnd w:id="51"/>
+    <w:bookmarkStart w:id="52" w:name="X400e4ac96a7915967723dbbdaad929d6a2c063f"/>
     <w:p>
       <w:pPr>
         <w:pStyle w:val="Heading2"/>
@@ -2852,8 +2894,8 @@
         <w:t xml:space="preserve">5.2 Impacto de la elasticidad ingreso en los patrones de consumo</w:t>
       </w:r>
     </w:p>
-    <w:bookmarkEnd w:id="50"/>
-    <w:bookmarkStart w:id="51" w:name="X2543777ed8a1b2f6c367a2b00392be237da8358"/>
+    <w:bookmarkEnd w:id="52"/>
+    <w:bookmarkStart w:id="53" w:name="X2543777ed8a1b2f6c367a2b00392be237da8358"/>
     <w:p>
       <w:pPr>
         <w:pStyle w:val="Heading2"/>
@@ -2862,9 +2904,9 @@
         <w:t xml:space="preserve">5.3 Factores que afectan la elasticidad ingreso de la demanda</w:t>
       </w:r>
     </w:p>
-    <w:bookmarkEnd w:id="51"/>
-    <w:bookmarkEnd w:id="52"/>
-    <w:bookmarkStart w:id="56" w:name="X0963eaac5dbec995fbe359c0e1ad460cc9aa1f8"/>
+    <w:bookmarkEnd w:id="53"/>
+    <w:bookmarkEnd w:id="54"/>
+    <w:bookmarkStart w:id="58" w:name="X0963eaac5dbec995fbe359c0e1ad460cc9aa1f8"/>
     <w:p>
       <w:pPr>
         <w:pStyle w:val="Heading1"/>
@@ -2873,7 +2915,7 @@
         <w:t xml:space="preserve">6. Aplicaciones de la Elasticidad en la Toma de Decisiones Empresariales</w:t>
       </w:r>
     </w:p>
-    <w:bookmarkStart w:id="53" w:name="Xb9308a79336b9a4b0074d05e6da6126cb0febcd"/>
+    <w:bookmarkStart w:id="55" w:name="Xb9308a79336b9a4b0074d05e6da6126cb0febcd"/>
     <w:p>
       <w:pPr>
         <w:pStyle w:val="Heading2"/>
@@ -2882,8 +2924,8 @@
         <w:t xml:space="preserve">6.1 Uso de la elasticidad en la fijación de precios</w:t>
       </w:r>
     </w:p>
-    <w:bookmarkEnd w:id="53"/>
-    <w:bookmarkStart w:id="54" w:name="Xd7f76e37738922e6ef0dc2bb448352e07aa6ace"/>
+    <w:bookmarkEnd w:id="55"/>
+    <w:bookmarkStart w:id="56" w:name="Xd7f76e37738922e6ef0dc2bb448352e07aa6ace"/>
     <w:p>
       <w:pPr>
         <w:pStyle w:val="Heading2"/>
@@ -2892,8 +2934,8 @@
         <w:t xml:space="preserve">6.2 Estrategias de marketing basadas en la elasticidad</w:t>
       </w:r>
     </w:p>
-    <w:bookmarkEnd w:id="54"/>
-    <w:bookmarkStart w:id="55" w:name="Xc6155cd75a9a680a3ebd267a0d83238179803c0"/>
+    <w:bookmarkEnd w:id="56"/>
+    <w:bookmarkStart w:id="57" w:name="Xc6155cd75a9a680a3ebd267a0d83238179803c0"/>
     <w:p>
       <w:pPr>
         <w:pStyle w:val="Heading2"/>
@@ -2902,9 +2944,9 @@
         <w:t xml:space="preserve">6.3 Estudio de casos: Ejemplos reales de la aplicación de la elasticidad en empresas</w:t>
       </w:r>
     </w:p>
-    <w:bookmarkEnd w:id="55"/>
-    <w:bookmarkEnd w:id="56"/>
-    <w:bookmarkStart w:id="60" w:name="conclusiones-y-reflexiones-finales"/>
+    <w:bookmarkEnd w:id="57"/>
+    <w:bookmarkEnd w:id="58"/>
+    <w:bookmarkStart w:id="62" w:name="conclusiones-y-reflexiones-finales"/>
     <w:p>
       <w:pPr>
         <w:pStyle w:val="Heading1"/>
@@ -2913,7 +2955,7 @@
         <w:t xml:space="preserve">7. Conclusiones y Reflexiones Finales</w:t>
       </w:r>
     </w:p>
-    <w:bookmarkStart w:id="57" w:name="recapitulación-de-los-conceptos-clave"/>
+    <w:bookmarkStart w:id="59" w:name="recapitulación-de-los-conceptos-clave"/>
     <w:p>
       <w:pPr>
         <w:pStyle w:val="Heading2"/>
@@ -2922,8 +2964,8 @@
         <w:t xml:space="preserve">7.1 Recapitulación de los conceptos clave</w:t>
       </w:r>
     </w:p>
-    <w:bookmarkEnd w:id="57"/>
-    <w:bookmarkStart w:id="58" w:name="X48278aef8d08991b387dc5e96e029a741008c49"/>
+    <w:bookmarkEnd w:id="59"/>
+    <w:bookmarkStart w:id="60" w:name="X48278aef8d08991b387dc5e96e029a741008c49"/>
     <w:p>
       <w:pPr>
         <w:pStyle w:val="Heading2"/>
@@ -2932,8 +2974,8 @@
         <w:t xml:space="preserve">7.2 Importancia de comprender la elasticidad para la toma de decisiones</w:t>
       </w:r>
     </w:p>
-    <w:bookmarkEnd w:id="58"/>
-    <w:bookmarkStart w:id="59" w:name="X079396bc5c9266a32f7b2adb4460afcd69938d9"/>
+    <w:bookmarkEnd w:id="60"/>
+    <w:bookmarkStart w:id="61" w:name="X079396bc5c9266a32f7b2adb4460afcd69938d9"/>
     <w:p>
       <w:pPr>
         <w:pStyle w:val="Heading2"/>
@@ -2942,9 +2984,9 @@
         <w:t xml:space="preserve">7.3 Reflexiones sobre la aplicabilidad y relevancia de la elasticidad en el mundo actual</w:t>
       </w:r>
     </w:p>
-    <w:bookmarkEnd w:id="59"/>
-    <w:bookmarkEnd w:id="60"/>
-    <w:bookmarkStart w:id="75" w:name="publicaciones-similares"/>
+    <w:bookmarkEnd w:id="61"/>
+    <w:bookmarkEnd w:id="62"/>
+    <w:bookmarkStart w:id="77" w:name="publicaciones-similares"/>
     <w:p>
       <w:pPr>
         <w:pStyle w:val="Heading1"/>
@@ -2969,11 +3011,11 @@
           <w:numId w:val="1003"/>
         </w:numPr>
       </w:pPr>
-      <w:hyperlink r:id="rId61"/>
+      <w:hyperlink r:id="rId63"/>
       <w:r>
         <w:t xml:space="preserve"> </w:t>
       </w:r>
-      <w:hyperlink r:id="rId62">
+      <w:hyperlink r:id="rId64">
         <w:r>
           <w:rPr>
             <w:rStyle w:val="Hyperlink"/>
@@ -2990,11 +3032,11 @@
           <w:numId w:val="1003"/>
         </w:numPr>
       </w:pPr>
-      <w:hyperlink r:id="rId63"/>
+      <w:hyperlink r:id="rId65"/>
       <w:r>
         <w:t xml:space="preserve"> </w:t>
       </w:r>
-      <w:hyperlink r:id="rId64">
+      <w:hyperlink r:id="rId66">
         <w:r>
           <w:rPr>
             <w:rStyle w:val="Hyperlink"/>
@@ -3011,11 +3053,11 @@
           <w:numId w:val="1003"/>
         </w:numPr>
       </w:pPr>
-      <w:hyperlink r:id="rId65"/>
+      <w:hyperlink r:id="rId67"/>
       <w:r>
         <w:t xml:space="preserve"> </w:t>
       </w:r>
-      <w:hyperlink r:id="rId66">
+      <w:hyperlink r:id="rId68">
         <w:r>
           <w:rPr>
             <w:rStyle w:val="Hyperlink"/>
@@ -3032,11 +3074,11 @@
           <w:numId w:val="1003"/>
         </w:numPr>
       </w:pPr>
-      <w:hyperlink r:id="rId67"/>
+      <w:hyperlink r:id="rId69"/>
       <w:r>
         <w:t xml:space="preserve"> </w:t>
       </w:r>
-      <w:hyperlink r:id="rId68">
+      <w:hyperlink r:id="rId70">
         <w:r>
           <w:rPr>
             <w:rStyle w:val="Hyperlink"/>
@@ -3053,11 +3095,11 @@
           <w:numId w:val="1003"/>
         </w:numPr>
       </w:pPr>
-      <w:hyperlink r:id="rId69"/>
+      <w:hyperlink r:id="rId71"/>
       <w:r>
         <w:t xml:space="preserve"> </w:t>
       </w:r>
-      <w:hyperlink r:id="rId70">
+      <w:hyperlink r:id="rId72">
         <w:r>
           <w:rPr>
             <w:rStyle w:val="Hyperlink"/>
@@ -3074,11 +3116,11 @@
           <w:numId w:val="1003"/>
         </w:numPr>
       </w:pPr>
-      <w:hyperlink r:id="rId71"/>
+      <w:hyperlink r:id="rId73"/>
       <w:r>
         <w:t xml:space="preserve"> </w:t>
       </w:r>
-      <w:hyperlink r:id="rId72">
+      <w:hyperlink r:id="rId74">
         <w:r>
           <w:rPr>
             <w:rStyle w:val="Hyperlink"/>
@@ -3095,11 +3137,11 @@
           <w:numId w:val="1003"/>
         </w:numPr>
       </w:pPr>
-      <w:hyperlink r:id="rId73"/>
+      <w:hyperlink r:id="rId75"/>
       <w:r>
         <w:t xml:space="preserve"> </w:t>
       </w:r>
-      <w:hyperlink r:id="rId74">
+      <w:hyperlink r:id="rId76">
         <w:r>
           <w:rPr>
             <w:rStyle w:val="Hyperlink"/>
@@ -3116,7 +3158,7 @@
         <w:t xml:space="preserve">Esperamos que encuentres estas publicaciones igualmente interesantes y útiles. ¡Disfruta de la lectura!</w:t>
       </w:r>
     </w:p>
-    <w:bookmarkEnd w:id="75"/>
+    <w:bookmarkEnd w:id="77"/>
     <w:p>
       <w:pPr>
         <w:pStyle w:val="Heading1"/>
@@ -3126,12 +3168,12 @@
       </w:r>
     </w:p>
     <w:sectPr>
-      <w:headerReference r:id="rId9" w:type="even"/>
-      <w:headerReference r:id="rId11" w:type="default"/>
-      <w:footerReference r:id="rId14" w:type="even"/>
-      <w:footerReference r:id="rId13" w:type="default"/>
-      <w:headerReference r:id="rId10" w:type="first"/>
-      <w:footerReference r:id="rId12" w:type="first"/>
+      <w:headerReference r:id="rId8" w:type="even"/>
+      <w:headerReference r:id="rId9" w:type="default"/>
+      <w:footerReference r:id="rId10" w:type="even"/>
+      <w:footerReference r:id="rId11" w:type="default"/>
+      <w:headerReference r:id="rId12" w:type="first"/>
+      <w:footerReference r:id="rId13" w:type="first"/>
       <w:pgSz w:h="15840" w:w="12240"/>
       <w:pgMar w:bottom="1440" w:footer="720" w:gutter="0" w:header="720" w:left="1440" w:right="1440" w:top="1440"/>
       <w:cols w:space="720"/>
